--- a/az/wisdom-stories/weeds-must-be-pulled-from-the-root.docx
+++ b/az/wisdom-stories/weeds-must-be-pulled-from-the-root.docx
@@ -14,7 +14,7 @@
           <w:color w:val="000000"/>
           <w:sz w:val="52"/>
         </w:rPr>
-        <w:t>Alaq otlarını kökündən qoparmaq lazımdır</w:t>
+        <w:t>Alaq otları</w:t>
       </w:r>
     </w:p>
     <w:p>
@@ -70,7 +70,7 @@
           <w:color w:val="9A7417"/>
           <w:sz w:val="22"/>
         </w:rPr>
-        <w:t xml:space="preserve">İbrət: </w:t>
+        <w:t>İbrət: Problemi də, pis vərdişi də kökündən qoparmasan, üzdən təmizlik aldadıcıdır — bir müddət sonra yenə baş qaldırar.</w:t>
       </w:r>
       <w:r>
         <w:rPr>
@@ -80,7 +80,6 @@
           <w:color w:val="3F3826"/>
           <w:sz w:val="22"/>
         </w:rPr>
-        <w:t>Problemi də, pis vərdişi də kökündən qoparmasan, üzdən təmizlik aldadıcıdır — bir müddət sonra yenə baş qaldırar.</w:t>
       </w:r>
     </w:p>
     <w:p>
